--- a/Pemodelan-Computer-Aided-Design/Modul-Word/Modul-7-Proyek-Gabungan-2D-dan-3D-Blok-dan-Sub-Assembly.docx
+++ b/Pemodelan-Computer-Aided-Design/Modul-Word/Modul-7-Proyek-Gabungan-2D-dan-3D-Blok-dan-Sub-Assembly.docx
@@ -3770,7 +3770,7 @@
       <w:r>
         <w:drawing>
           <wp:inline xmlns:a="http://schemas.openxmlformats.org/drawingml/2006/main" xmlns:pic="http://schemas.openxmlformats.org/drawingml/2006/picture">
-            <wp:extent cx="5400000" cy="2112546"/>
+            <wp:extent cx="5400000" cy="2161143"/>
             <wp:docPr id="1858245149" name="Picture 1858245149"/>
             <wp:cNvGraphicFramePr>
               <a:graphicFrameLocks noChangeAspect="1"/>
@@ -3791,7 +3791,7 @@
                   <pic:spPr>
                     <a:xfrm>
                       <a:off x="0" y="0"/>
-                      <a:ext cx="5400000" cy="2112546"/>
+                      <a:ext cx="5400000" cy="2161143"/>
                     </a:xfrm>
                     <a:prstGeom prst="rect"/>
                   </pic:spPr>
@@ -4703,7 +4703,7 @@
       <w:r>
         <w:drawing>
           <wp:inline xmlns:a="http://schemas.openxmlformats.org/drawingml/2006/main" xmlns:pic="http://schemas.openxmlformats.org/drawingml/2006/picture">
-            <wp:extent cx="5400000" cy="2192589"/>
+            <wp:extent cx="5400000" cy="2255479"/>
             <wp:docPr id="1858245150" name="Picture 1858245150"/>
             <wp:cNvGraphicFramePr>
               <a:graphicFrameLocks noChangeAspect="1"/>
@@ -4724,7 +4724,7 @@
                   <pic:spPr>
                     <a:xfrm>
                       <a:off x="0" y="0"/>
-                      <a:ext cx="5400000" cy="2192589"/>
+                      <a:ext cx="5400000" cy="2255479"/>
                     </a:xfrm>
                     <a:prstGeom prst="rect"/>
                   </pic:spPr>
@@ -5788,7 +5788,7 @@
       <w:r>
         <w:drawing>
           <wp:inline xmlns:a="http://schemas.openxmlformats.org/drawingml/2006/main" xmlns:pic="http://schemas.openxmlformats.org/drawingml/2006/picture">
-            <wp:extent cx="5400000" cy="2129698"/>
+            <wp:extent cx="5400000" cy="2192589"/>
             <wp:docPr id="1858245151" name="Picture 1858245151"/>
             <wp:cNvGraphicFramePr>
               <a:graphicFrameLocks noChangeAspect="1"/>
@@ -5809,7 +5809,7 @@
                   <pic:spPr>
                     <a:xfrm>
                       <a:off x="0" y="0"/>
-                      <a:ext cx="5400000" cy="2129698"/>
+                      <a:ext cx="5400000" cy="2192589"/>
                     </a:xfrm>
                     <a:prstGeom prst="rect"/>
                   </pic:spPr>
@@ -7015,7 +7015,7 @@
       <w:r>
         <w:drawing>
           <wp:inline xmlns:a="http://schemas.openxmlformats.org/drawingml/2006/main" xmlns:pic="http://schemas.openxmlformats.org/drawingml/2006/picture">
-            <wp:extent cx="5400000" cy="2081101"/>
+            <wp:extent cx="5400000" cy="2161143"/>
             <wp:docPr id="1858245152" name="Picture 1858245152"/>
             <wp:cNvGraphicFramePr>
               <a:graphicFrameLocks noChangeAspect="1"/>
@@ -7036,7 +7036,7 @@
                   <pic:spPr>
                     <a:xfrm>
                       <a:off x="0" y="0"/>
-                      <a:ext cx="5400000" cy="2081101"/>
+                      <a:ext cx="5400000" cy="2161143"/>
                     </a:xfrm>
                     <a:prstGeom prst="rect"/>
                   </pic:spPr>
@@ -8100,7 +8100,7 @@
       <w:r>
         <w:drawing>
           <wp:inline xmlns:a="http://schemas.openxmlformats.org/drawingml/2006/main" xmlns:pic="http://schemas.openxmlformats.org/drawingml/2006/picture">
-            <wp:extent cx="5400000" cy="2129698"/>
+            <wp:extent cx="5400000" cy="2209741"/>
             <wp:docPr id="1858245153" name="Picture 1858245153"/>
             <wp:cNvGraphicFramePr>
               <a:graphicFrameLocks noChangeAspect="1"/>
@@ -8121,7 +8121,7 @@
                   <pic:spPr>
                     <a:xfrm>
                       <a:off x="0" y="0"/>
-                      <a:ext cx="5400000" cy="2129698"/>
+                      <a:ext cx="5400000" cy="2209741"/>
                     </a:xfrm>
                     <a:prstGeom prst="rect"/>
                   </pic:spPr>
@@ -11609,6 +11609,62 @@
     </w:p>
     <w:p>
       <w:pPr>
+        <w:keepNext/>
+        <w:spacing w:after="80"/>
+        <w:jc w:val="center"/>
+      </w:pPr>
+      <w:r>
+        <w:drawing>
+          <wp:inline xmlns:a="http://schemas.openxmlformats.org/drawingml/2006/main" xmlns:pic="http://schemas.openxmlformats.org/drawingml/2006/picture">
+            <wp:extent cx="5400000" cy="2924404"/>
+            <wp:docPr id="1858245154" name="Picture 1858245154"/>
+            <wp:cNvGraphicFramePr>
+              <a:graphicFrameLocks noChangeAspect="1"/>
+            </wp:cNvGraphicFramePr>
+            <a:graphic>
+              <a:graphicData uri="http://schemas.openxmlformats.org/drawingml/2006/picture">
+                <pic:pic>
+                  <pic:nvPicPr>
+                    <pic:cNvPr id="0" name="m7-g7.png"/>
+                    <pic:cNvPicPr/>
+                  </pic:nvPicPr>
+                  <pic:blipFill>
+                    <a:blip r:embed="rId37"/>
+                    <a:stretch>
+                      <a:fillRect/>
+                    </a:stretch>
+                  </pic:blipFill>
+                  <pic:spPr>
+                    <a:xfrm>
+                      <a:off x="0" y="0"/>
+                      <a:ext cx="5400000" cy="2924404"/>
+                    </a:xfrm>
+                    <a:prstGeom prst="rect"/>
+                  </pic:spPr>
+                </pic:pic>
+              </a:graphicData>
+            </a:graphic>
+          </wp:inline>
+        </w:drawing>
+      </w:r>
+    </w:p>
+    <w:p>
+      <w:pPr>
+        <w:spacing w:after="200" w:line="276" w:lineRule="auto"/>
+        <w:jc w:val="center"/>
+      </w:pPr>
+      <w:r>
+        <w:rPr>
+          <w:rFonts w:ascii="Arial" w:hAnsi="Arial" w:eastAsia="Arial" w:cs="Arial"/>
+          <w:b/>
+          <w:i w:val="0"/>
+          <w:sz w:val="20"/>
+        </w:rPr>
+        <w:t>Gambar 7 — Gambar kerja braket flens: cakram, pola lubang baut, dan boss. Tampak atas dan tampak depan benda yang dibangun pada praktik ini, semua ukuran dalam mm: cakram ⌀90 × 10 dengan lubang pusat ⌀26 (langkah 1–2), 6 lubang ⌀7 berpola polar dengan lubang induk di (29, 0) (langkah 3), dan tiga boss ⌀14 × 10 di lingkaran baut (langkah 4–5). Catatan kanan bawah merangkum nilai PolarPattern, Placement, rotasi Part, dan massa jenis yang diketik pada langkah 3–7.</w:t>
+      </w:r>
+    </w:p>
+    <w:p>
+      <w:pPr>
         <w:spacing w:line="360" w:lineRule="auto" w:after="60"/>
         <w:ind w:left="425" w:hanging="227"/>
       </w:pPr>
@@ -13984,7 +14040,7 @@
         <w:drawing>
           <wp:inline xmlns:a="http://schemas.openxmlformats.org/drawingml/2006/main" xmlns:pic="http://schemas.openxmlformats.org/drawingml/2006/picture">
             <wp:extent cx="4680000" cy="2069564"/>
-            <wp:docPr id="1858245154" name="Picture 1858245154"/>
+            <wp:docPr id="1858245155" name="Picture 1858245155"/>
             <wp:cNvGraphicFramePr>
               <a:graphicFrameLocks noChangeAspect="1"/>
             </wp:cNvGraphicFramePr>
@@ -13996,7 +14052,7 @@
                     <pic:cNvPicPr/>
                   </pic:nvPicPr>
                   <pic:blipFill>
-                    <a:blip r:embed="rId37"/>
+                    <a:blip r:embed="rId38"/>
                     <a:stretch>
                       <a:fillRect/>
                     </a:stretch>
@@ -14073,7 +14129,7 @@
         <w:drawing>
           <wp:inline xmlns:a="http://schemas.openxmlformats.org/drawingml/2006/main" xmlns:pic="http://schemas.openxmlformats.org/drawingml/2006/picture">
             <wp:extent cx="4680000" cy="2160249"/>
-            <wp:docPr id="1858245155" name="Picture 1858245155"/>
+            <wp:docPr id="1858245156" name="Picture 1858245156"/>
             <wp:cNvGraphicFramePr>
               <a:graphicFrameLocks noChangeAspect="1"/>
             </wp:cNvGraphicFramePr>
@@ -14085,7 +14141,7 @@
                     <pic:cNvPicPr/>
                   </pic:nvPicPr>
                   <pic:blipFill>
-                    <a:blip r:embed="rId38"/>
+                    <a:blip r:embed="rId39"/>
                     <a:stretch>
                       <a:fillRect/>
                     </a:stretch>
@@ -14162,7 +14218,7 @@
         <w:drawing>
           <wp:inline xmlns:a="http://schemas.openxmlformats.org/drawingml/2006/main" xmlns:pic="http://schemas.openxmlformats.org/drawingml/2006/picture">
             <wp:extent cx="4680000" cy="2124623"/>
-            <wp:docPr id="1858245156" name="Picture 1858245156"/>
+            <wp:docPr id="1858245157" name="Picture 1858245157"/>
             <wp:cNvGraphicFramePr>
               <a:graphicFrameLocks noChangeAspect="1"/>
             </wp:cNvGraphicFramePr>
@@ -14174,7 +14230,7 @@
                     <pic:cNvPicPr/>
                   </pic:nvPicPr>
                   <pic:blipFill>
-                    <a:blip r:embed="rId39"/>
+                    <a:blip r:embed="rId40"/>
                     <a:stretch>
                       <a:fillRect/>
                     </a:stretch>
@@ -14250,8 +14306,8 @@
       <w:r>
         <w:drawing>
           <wp:inline xmlns:a="http://schemas.openxmlformats.org/drawingml/2006/main" xmlns:pic="http://schemas.openxmlformats.org/drawingml/2006/picture">
-            <wp:extent cx="4680000" cy="2250934"/>
-            <wp:docPr id="1858245157" name="Picture 1858245157"/>
+            <wp:extent cx="4680000" cy="2305993"/>
+            <wp:docPr id="1858245158" name="Picture 1858245158"/>
             <wp:cNvGraphicFramePr>
               <a:graphicFrameLocks noChangeAspect="1"/>
             </wp:cNvGraphicFramePr>
@@ -14263,7 +14319,7 @@
                     <pic:cNvPicPr/>
                   </pic:nvPicPr>
                   <pic:blipFill>
-                    <a:blip r:embed="rId40"/>
+                    <a:blip r:embed="rId41"/>
                     <a:stretch>
                       <a:fillRect/>
                     </a:stretch>
@@ -14271,7 +14327,7 @@
                   <pic:spPr>
                     <a:xfrm>
                       <a:off x="0" y="0"/>
-                      <a:ext cx="4680000" cy="2250934"/>
+                      <a:ext cx="4680000" cy="2305993"/>
                     </a:xfrm>
                     <a:prstGeom prst="rect"/>
                   </pic:spPr>
@@ -14340,7 +14396,7 @@
         <w:drawing>
           <wp:inline xmlns:a="http://schemas.openxmlformats.org/drawingml/2006/main" xmlns:pic="http://schemas.openxmlformats.org/drawingml/2006/picture">
             <wp:extent cx="4680000" cy="2250934"/>
-            <wp:docPr id="1858245158" name="Picture 1858245158"/>
+            <wp:docPr id="1858245159" name="Picture 1858245159"/>
             <wp:cNvGraphicFramePr>
               <a:graphicFrameLocks noChangeAspect="1"/>
             </wp:cNvGraphicFramePr>
@@ -14352,7 +14408,7 @@
                     <pic:cNvPicPr/>
                   </pic:nvPicPr>
                   <pic:blipFill>
-                    <a:blip r:embed="rId41"/>
+                    <a:blip r:embed="rId42"/>
                     <a:stretch>
                       <a:fillRect/>
                     </a:stretch>

--- a/Pemodelan-Computer-Aided-Design/Modul-Word/Modul-7-Proyek-Gabungan-2D-dan-3D-Blok-dan-Sub-Assembly.docx
+++ b/Pemodelan-Computer-Aided-Design/Modul-Word/Modul-7-Proyek-Gabungan-2D-dan-3D-Blok-dan-Sub-Assembly.docx
@@ -12672,7 +12672,61 @@
           <w:i w:val="0"/>
           <w:sz w:val="21"/>
         </w:rPr>
-        <w:t>. Berkas boleh diganti selama tugas belum dikirim; setelah dikirim, berkas dan angka terkunci. Berkas yang terunggah tanpa angka yang benar mendapat partial 0,5 poin.</w:t>
+        <w:t xml:space="preserve">. Server membaca geometri berkas Anda: angka yang tidak ada di model ditolak dan </w:t>
+      </w:r>
+      <w:r>
+        <w:rPr>
+          <w:rFonts w:ascii="Arial" w:hAnsi="Arial" w:eastAsia="Arial" w:cs="Arial"/>
+          <w:b/>
+          <w:i w:val="0"/>
+          <w:sz w:val="21"/>
+        </w:rPr>
+        <w:t>tidak dihitung</w:t>
+      </w:r>
+      <w:r>
+        <w:rPr>
+          <w:rFonts w:ascii="Arial" w:hAnsi="Arial" w:eastAsia="Arial" w:cs="Arial"/>
+          <w:b w:val="0"/>
+          <w:i w:val="0"/>
+          <w:sz w:val="21"/>
+        </w:rPr>
+        <w:t xml:space="preserve">, jadi bacalah angkanya dari model yang diunggah. Bila kiriman dinilai salah, tugas </w:t>
+      </w:r>
+      <w:r>
+        <w:rPr>
+          <w:rFonts w:ascii="Arial" w:hAnsi="Arial" w:eastAsia="Arial" w:cs="Arial"/>
+          <w:b/>
+          <w:i w:val="0"/>
+          <w:sz w:val="21"/>
+        </w:rPr>
+        <w:t>tidak terkunci</w:t>
+      </w:r>
+      <w:r>
+        <w:rPr>
+          <w:rFonts w:ascii="Arial" w:hAnsi="Arial" w:eastAsia="Arial" w:cs="Arial"/>
+          <w:b w:val="0"/>
+          <w:i w:val="0"/>
+          <w:sz w:val="21"/>
+        </w:rPr>
+        <w:t xml:space="preserve">: perbaiki model, unggah ulang, lalu kirim ulang (tanpa batas); kiriman benar setelah pernah salah bernilai </w:t>
+      </w:r>
+      <w:r>
+        <w:rPr>
+          <w:rFonts w:ascii="Arial" w:hAnsi="Arial" w:eastAsia="Arial" w:cs="Arial"/>
+          <w:b/>
+          <w:i w:val="0"/>
+          <w:sz w:val="21"/>
+        </w:rPr>
+        <w:t>65%</w:t>
+      </w:r>
+      <w:r>
+        <w:rPr>
+          <w:rFonts w:ascii="Arial" w:hAnsi="Arial" w:eastAsia="Arial" w:cs="Arial"/>
+          <w:b w:val="0"/>
+          <w:i w:val="0"/>
+          <w:sz w:val="21"/>
+        </w:rPr>
+        <w:t xml:space="preserve"> dari poin tugas.</w:t>
       </w:r>
     </w:p>
     <w:p>

--- a/Pemodelan-Computer-Aided-Design/Modul-Word/Modul-7-Proyek-Gabungan-2D-dan-3D-Blok-dan-Sub-Assembly.docx
+++ b/Pemodelan-Computer-Aided-Design/Modul-Word/Modul-7-Proyek-Gabungan-2D-dan-3D-Blok-dan-Sub-Assembly.docx
@@ -2865,7 +2865,9 @@
           <w:color w:val="1F3864"/>
           <w:sz w:val="28"/>
         </w:rPr>
-        <w:t>ALUR PROYEK KOMPONEN RUMIT: DEKOMPOSISI FITUR</w:t>
+        <w:t>ALUR PROYEK KOMPONEN RUMIT:</w:t>
+        <w:br/>
+        <w:t>DEKOMPOSISI FITUR</w:t>
       </w:r>
     </w:p>
     <w:p>
@@ -3743,7 +3745,9 @@
           <w:color w:val="1F3864"/>
           <w:sz w:val="28"/>
         </w:rPr>
-        <w:t>DARI 2D KE 3D: DRAFT/SKETCH → PART EXTRUDE DAN BOOLEAN</w:t>
+        <w:t>DARI 2D KE 3D:</w:t>
+        <w:br/>
+        <w:t>DRAFT/SKETCH → PART EXTRUDE DAN BOOLEAN</w:t>
       </w:r>
     </w:p>
     <w:p>
@@ -4676,7 +4680,9 @@
           <w:color w:val="1F3864"/>
           <w:sz w:val="28"/>
         </w:rPr>
-        <w:t>POLA FITUR: LINEARPATTERN, POLARPATTERN, MIRRORED, MULTITRANSFORM</w:t>
+        <w:t>POLA FITUR:</w:t>
+        <w:br/>
+        <w:t>LINEARPATTERN, POLARPATTERN, MIRRORED, MULTITRANSFORM</w:t>
       </w:r>
     </w:p>
     <w:p>
@@ -4747,7 +4753,26 @@
           <w:i w:val="0"/>
           <w:sz w:val="20"/>
         </w:rPr>
-        <w:t>Gambar 3 — Flens cakram: lubang pusat dan pola polar n lubang baut. Cakram ⌀90 × 10 dengan lubang pusat ⌀26 dan 6 lubang baut ⌀7 pada lingkaran baut ⌀58; volumenya h·(π/4)(D² − d₀² − n·d_b²) = 55.998,9 mm³.</w:t>
+        <w:t>Gambar 3 — Flens cakram: lubang pusat dan pola polar n lubang baut. Cakram ⌀90 × 10 dengan lubang pusat ⌀26 dan 6 lubang baut ⌀7 pada lingkaran baut ⌀58; volumenya h·(π/4)(D² − d₀² − n·d</w:t>
+      </w:r>
+      <w:r>
+        <w:rPr>
+          <w:rFonts w:ascii="Arial" w:hAnsi="Arial" w:eastAsia="Arial" w:cs="Arial"/>
+          <w:b/>
+          <w:i w:val="0"/>
+          <w:sz w:val="20"/>
+          <w:vertAlign w:val="subscript"/>
+        </w:rPr>
+        <w:t>b</w:t>
+      </w:r>
+      <w:r>
+        <w:rPr>
+          <w:rFonts w:ascii="Arial" w:hAnsi="Arial" w:eastAsia="Arial" w:cs="Arial"/>
+          <w:b/>
+          <w:i w:val="0"/>
+          <w:sz w:val="20"/>
+        </w:rPr>
+        <w:t>²) = 55.998,9 mm³.</w:t>
       </w:r>
     </w:p>
     <w:p>
@@ -4922,7 +4947,26 @@
           <w:i w:val="0"/>
           <w:sz w:val="22"/>
         </w:rPr>
-        <w:t xml:space="preserve"> = diameter lubang baut. Contoh D = 90, h = 10, d₀ = 26, n = 6, d_b = 7: V = 55.998,9 mm³.</w:t>
+        <w:t xml:space="preserve"> = diameter lubang baut. Contoh D = 90, h = 10, d₀ = 26, n = 6, d</w:t>
+      </w:r>
+      <w:r>
+        <w:rPr>
+          <w:rFonts w:ascii="Arial" w:hAnsi="Arial" w:eastAsia="Arial" w:cs="Arial"/>
+          <w:b w:val="0"/>
+          <w:i w:val="0"/>
+          <w:sz w:val="22"/>
+          <w:vertAlign w:val="subscript"/>
+        </w:rPr>
+        <w:t>b</w:t>
+      </w:r>
+      <w:r>
+        <w:rPr>
+          <w:rFonts w:ascii="Arial" w:hAnsi="Arial" w:eastAsia="Arial" w:cs="Arial"/>
+          <w:b w:val="0"/>
+          <w:i w:val="0"/>
+          <w:sz w:val="22"/>
+        </w:rPr>
+        <w:t xml:space="preserve"> = 7: V = 55.998,9 mm³.</w:t>
       </w:r>
     </w:p>
     <w:p>
@@ -4946,7 +4990,45 @@
           <w:i w:val="0"/>
           <w:sz w:val="22"/>
         </w:rPr>
-        <w:t xml:space="preserve"> — Setiap lubang tembus membuang silinder (π/4)·d²·h. PolarPattern menyalin Pocket lubang baut n kali dengan sudut 360°/n, sehingga suku n·d_b² muncul otomatis; posisi lingkaran baut D_bc tidak memengaruhi volume selama lubang tidak saling memotong dan tidak keluar dari cakram. Rumus ini yang memeriksa Tugas 4.</w:t>
+        <w:t xml:space="preserve"> — Setiap lubang tembus membuang silinder (π/4)·d²·h. PolarPattern menyalin Pocket lubang baut n kali dengan sudut 360°/n, sehingga suku n·d</w:t>
+      </w:r>
+      <w:r>
+        <w:rPr>
+          <w:rFonts w:ascii="Arial" w:hAnsi="Arial" w:eastAsia="Arial" w:cs="Arial"/>
+          <w:b w:val="0"/>
+          <w:i w:val="0"/>
+          <w:sz w:val="22"/>
+          <w:vertAlign w:val="subscript"/>
+        </w:rPr>
+        <w:t>b</w:t>
+      </w:r>
+      <w:r>
+        <w:rPr>
+          <w:rFonts w:ascii="Arial" w:hAnsi="Arial" w:eastAsia="Arial" w:cs="Arial"/>
+          <w:b w:val="0"/>
+          <w:i w:val="0"/>
+          <w:sz w:val="22"/>
+        </w:rPr>
+        <w:t>² muncul otomatis; posisi lingkaran baut D</w:t>
+      </w:r>
+      <w:r>
+        <w:rPr>
+          <w:rFonts w:ascii="Arial" w:hAnsi="Arial" w:eastAsia="Arial" w:cs="Arial"/>
+          <w:b w:val="0"/>
+          <w:i w:val="0"/>
+          <w:sz w:val="22"/>
+          <w:vertAlign w:val="subscript"/>
+        </w:rPr>
+        <w:t>bc</w:t>
+      </w:r>
+      <w:r>
+        <w:rPr>
+          <w:rFonts w:ascii="Arial" w:hAnsi="Arial" w:eastAsia="Arial" w:cs="Arial"/>
+          <w:b w:val="0"/>
+          <w:i w:val="0"/>
+          <w:sz w:val="22"/>
+        </w:rPr>
+        <w:t xml:space="preserve"> tidak memengaruhi volume selama lubang tidak saling memotong dan tidak keluar dari cakram. Rumus ini yang memeriksa Tugas 4.</w:t>
       </w:r>
     </w:p>
     <w:p>
@@ -5707,7 +5789,45 @@
           <w:i w:val="0"/>
           <w:sz w:val="21"/>
         </w:rPr>
-        <w:t xml:space="preserve"> lubang induk hijau disketsa pada lingkaran baut D_bc = (D + d₀)/2; PolarPattern menyalinnya satu per satu mengelilingi sumbu Z dengan sudut 360°/n (PAUSE menahan pola lengkap). Volume di kanan mengikuti Persamaan (2); tambah n dan perhatikan suku n·d_b² membesar.</w:t>
+        <w:t xml:space="preserve"> lubang induk hijau disketsa pada lingkaran baut D</w:t>
+      </w:r>
+      <w:r>
+        <w:rPr>
+          <w:rFonts w:ascii="Arial" w:hAnsi="Arial" w:eastAsia="Arial" w:cs="Arial"/>
+          <w:b w:val="0"/>
+          <w:i w:val="0"/>
+          <w:sz w:val="21"/>
+          <w:vertAlign w:val="subscript"/>
+        </w:rPr>
+        <w:t>bc</w:t>
+      </w:r>
+      <w:r>
+        <w:rPr>
+          <w:rFonts w:ascii="Arial" w:hAnsi="Arial" w:eastAsia="Arial" w:cs="Arial"/>
+          <w:b w:val="0"/>
+          <w:i w:val="0"/>
+          <w:sz w:val="21"/>
+        </w:rPr>
+        <w:t xml:space="preserve"> = (D + d₀)/2; PolarPattern menyalinnya satu per satu mengelilingi sumbu Z dengan sudut 360°/n (PAUSE menahan pola lengkap). Volume di kanan mengikuti Persamaan (2); tambah n dan perhatikan suku n·d</w:t>
+      </w:r>
+      <w:r>
+        <w:rPr>
+          <w:rFonts w:ascii="Arial" w:hAnsi="Arial" w:eastAsia="Arial" w:cs="Arial"/>
+          <w:b w:val="0"/>
+          <w:i w:val="0"/>
+          <w:sz w:val="21"/>
+          <w:vertAlign w:val="subscript"/>
+        </w:rPr>
+        <w:t>b</w:t>
+      </w:r>
+      <w:r>
+        <w:rPr>
+          <w:rFonts w:ascii="Arial" w:hAnsi="Arial" w:eastAsia="Arial" w:cs="Arial"/>
+          <w:b w:val="0"/>
+          <w:i w:val="0"/>
+          <w:sz w:val="21"/>
+        </w:rPr>
+        <w:t>² membesar.</w:t>
       </w:r>
     </w:p>
     <w:p>
@@ -5745,7 +5865,45 @@
           <w:i w:val="0"/>
           <w:sz w:val="21"/>
         </w:rPr>
-        <w:t xml:space="preserve"> salinan yang saling tumpang tindih atau keluar dari solid membuat PolarPattern/LinearPattern menolak (“transformed shape does not intersect support” atau hasil kosong). Periksa D_bc terhadap d₀ dan D: lubang baut harus berada di antara tepi lubang pusat dan tepi cakram dengan sisa daging cukup, dan Occurrences × d_b tidak boleh melebihi keliling lingkaran baut.</w:t>
+        <w:t xml:space="preserve"> salinan yang saling tumpang tindih atau keluar dari solid membuat PolarPattern/LinearPattern menolak (“transformed shape does not intersect support” atau hasil kosong). Periksa D</w:t>
+      </w:r>
+      <w:r>
+        <w:rPr>
+          <w:rFonts w:ascii="Arial" w:hAnsi="Arial" w:eastAsia="Arial" w:cs="Arial"/>
+          <w:b w:val="0"/>
+          <w:i w:val="0"/>
+          <w:sz w:val="21"/>
+          <w:vertAlign w:val="subscript"/>
+        </w:rPr>
+        <w:t>bc</w:t>
+      </w:r>
+      <w:r>
+        <w:rPr>
+          <w:rFonts w:ascii="Arial" w:hAnsi="Arial" w:eastAsia="Arial" w:cs="Arial"/>
+          <w:b w:val="0"/>
+          <w:i w:val="0"/>
+          <w:sz w:val="21"/>
+        </w:rPr>
+        <w:t xml:space="preserve"> terhadap d₀ dan D: lubang baut harus berada di antara tepi lubang pusat dan tepi cakram dengan sisa daging cukup, dan Occurrences × d</w:t>
+      </w:r>
+      <w:r>
+        <w:rPr>
+          <w:rFonts w:ascii="Arial" w:hAnsi="Arial" w:eastAsia="Arial" w:cs="Arial"/>
+          <w:b w:val="0"/>
+          <w:i w:val="0"/>
+          <w:sz w:val="21"/>
+          <w:vertAlign w:val="subscript"/>
+        </w:rPr>
+        <w:t>b</w:t>
+      </w:r>
+      <w:r>
+        <w:rPr>
+          <w:rFonts w:ascii="Arial" w:hAnsi="Arial" w:eastAsia="Arial" w:cs="Arial"/>
+          <w:b w:val="0"/>
+          <w:i w:val="0"/>
+          <w:sz w:val="21"/>
+        </w:rPr>
+        <w:t xml:space="preserve"> tidak boleh melebihi keliling lingkaran baut.</w:t>
       </w:r>
     </w:p>
     <w:p>
@@ -5761,7 +5919,9 @@
           <w:color w:val="1F3864"/>
           <w:sz w:val="28"/>
         </w:rPr>
-        <w:t>LOFT DAN SWEEP LANJUTAN: TRANSISI PROFIL DAN RULED</w:t>
+        <w:t>LOFT DAN SWEEP LANJUTAN:</w:t>
+        <w:br/>
+        <w:t>TRANSISI PROFIL DAN RULED</w:t>
       </w:r>
     </w:p>
     <w:p>
@@ -6988,7 +7148,9 @@
           <w:color w:val="1F3864"/>
           <w:sz w:val="28"/>
         </w:rPr>
-        <w:t>THICKNESS DAN DRAFT: CANGKANG DAN SUDUT TIRUS</w:t>
+        <w:t>THICKNESS DAN DRAFT:</w:t>
+        <w:br/>
+        <w:t>CANGKANG DAN SUDUT TIRUS</w:t>
       </w:r>
     </w:p>
     <w:p>
@@ -7402,7 +7564,45 @@
           <w:i w:val="0"/>
           <w:sz w:val="22"/>
         </w:rPr>
-        <w:t xml:space="preserve"> — Draft memutar setiap muka pilihan sebesar α mengelilingi garis potongnya dengan bidang netral (neutral plane), biasanya muka dasar. Balok yang diberi tirus pada keempat sisi menjadi loft ruled antara a × b dan a_atas × b_atas, sehingga volumenya mengikuti Persamaan (3). Pad dengan Taper angle memberi hasil yang sama saat ekstrusi.</w:t>
+        <w:t xml:space="preserve"> — Draft memutar setiap muka pilihan sebesar α mengelilingi garis potongnya dengan bidang netral (neutral plane), biasanya muka dasar. Balok yang diberi tirus pada keempat sisi menjadi loft ruled antara a × b dan a</w:t>
+      </w:r>
+      <w:r>
+        <w:rPr>
+          <w:rFonts w:ascii="Arial" w:hAnsi="Arial" w:eastAsia="Arial" w:cs="Arial"/>
+          <w:b w:val="0"/>
+          <w:i w:val="0"/>
+          <w:sz w:val="22"/>
+          <w:vertAlign w:val="subscript"/>
+        </w:rPr>
+        <w:t>atas</w:t>
+      </w:r>
+      <w:r>
+        <w:rPr>
+          <w:rFonts w:ascii="Arial" w:hAnsi="Arial" w:eastAsia="Arial" w:cs="Arial"/>
+          <w:b w:val="0"/>
+          <w:i w:val="0"/>
+          <w:sz w:val="22"/>
+        </w:rPr>
+        <w:t xml:space="preserve"> × b</w:t>
+      </w:r>
+      <w:r>
+        <w:rPr>
+          <w:rFonts w:ascii="Arial" w:hAnsi="Arial" w:eastAsia="Arial" w:cs="Arial"/>
+          <w:b w:val="0"/>
+          <w:i w:val="0"/>
+          <w:sz w:val="22"/>
+          <w:vertAlign w:val="subscript"/>
+        </w:rPr>
+        <w:t>atas</w:t>
+      </w:r>
+      <w:r>
+        <w:rPr>
+          <w:rFonts w:ascii="Arial" w:hAnsi="Arial" w:eastAsia="Arial" w:cs="Arial"/>
+          <w:b w:val="0"/>
+          <w:i w:val="0"/>
+          <w:sz w:val="22"/>
+        </w:rPr>
+        <w:t>, sehingga volumenya mengikuti Persamaan (3). Pad dengan Taper angle memberi hasil yang sama saat ekstrusi.</w:t>
       </w:r>
     </w:p>
     <w:p>
@@ -8073,7 +8273,9 @@
           <w:color w:val="1F3864"/>
           <w:sz w:val="28"/>
         </w:rPr>
-        <w:t>BLOK YANG DIPAKAI ULANG: APP::LINK, DRAFT CLONE, PART CONTAINER</w:t>
+        <w:t>BLOK YANG DIPAKAI ULANG:</w:t>
+        <w:br/>
+        <w:t>APP::LINK, DRAFT CLONE, PART CONTAINER</w:t>
       </w:r>
     </w:p>
     <w:p>
@@ -9477,7 +9679,9 @@
           <w:color w:val="1F3864"/>
           <w:sz w:val="28"/>
         </w:rPr>
-        <w:t>SUB-ASSEMBLY SEDERHANA: PLACEMENT DAN EKSPRESI</w:t>
+        <w:t>SUB-ASSEMBLY SEDERHANA:</w:t>
+        <w:br/>
+        <w:t>PLACEMENT DAN EKSPRESI</w:t>
       </w:r>
     </w:p>
     <w:p>
@@ -10485,7 +10689,9 @@
           <w:color w:val="1F3864"/>
           <w:sz w:val="28"/>
         </w:rPr>
-        <w:t>PYTHON CONSOLE: MEMBANGUN DAN MEMERIKSA PROYEK GABUNGAN</w:t>
+        <w:t>PYTHON CONSOLE:</w:t>
+        <w:br/>
+        <w:t>MEMBANGUN DAN MEMERIKSA PROYEK GABUNGAN</w:t>
       </w:r>
     </w:p>
     <w:p>
@@ -11589,7 +11795,9 @@
           <w:color w:val="1F3864"/>
           <w:sz w:val="28"/>
         </w:rPr>
-        <w:t>PRAKTIK TERBIMBING: BRAKET FLENS DENGAN POLA LUBANG DAN LINK BOSS</w:t>
+        <w:t>PRAKTIK TERBIMBING:</w:t>
+        <w:br/>
+        <w:t>BRAKET FLENS DENGAN POLA LUBANG DAN LINK BOSS</w:t>
       </w:r>
     </w:p>
     <w:p>
@@ -11792,7 +12000,45 @@
           <w:i w:val="0"/>
           <w:sz w:val="22"/>
         </w:rPr>
-        <w:t>Create body “Boss” → Sketch XY lingkaran ⌀14 di origin → Pad 10. Atur Placement Body Boss ke (0, 0, 10) lalu geser ke sudut 30° pada lingkaran baut: Base = (D_bc/2·cos 30°, D_bc/2·sin 30°, 10) dengan ekspresi.</w:t>
+        <w:t>Create body “Boss” → Sketch XY lingkaran ⌀14 di origin → Pad 10. Atur Placement Body Boss ke (0, 0, 10) lalu geser ke sudut 30° pada lingkaran baut: Base = (D</w:t>
+      </w:r>
+      <w:r>
+        <w:rPr>
+          <w:rFonts w:ascii="Arial" w:hAnsi="Arial" w:eastAsia="Arial" w:cs="Arial"/>
+          <w:b w:val="0"/>
+          <w:i w:val="0"/>
+          <w:sz w:val="22"/>
+          <w:vertAlign w:val="subscript"/>
+        </w:rPr>
+        <w:t>bc</w:t>
+      </w:r>
+      <w:r>
+        <w:rPr>
+          <w:rFonts w:ascii="Arial" w:hAnsi="Arial" w:eastAsia="Arial" w:cs="Arial"/>
+          <w:b w:val="0"/>
+          <w:i w:val="0"/>
+          <w:sz w:val="22"/>
+        </w:rPr>
+        <w:t>/2·cos 30°, D</w:t>
+      </w:r>
+      <w:r>
+        <w:rPr>
+          <w:rFonts w:ascii="Arial" w:hAnsi="Arial" w:eastAsia="Arial" w:cs="Arial"/>
+          <w:b w:val="0"/>
+          <w:i w:val="0"/>
+          <w:sz w:val="22"/>
+          <w:vertAlign w:val="subscript"/>
+        </w:rPr>
+        <w:t>bc</w:t>
+      </w:r>
+      <w:r>
+        <w:rPr>
+          <w:rFonts w:ascii="Arial" w:hAnsi="Arial" w:eastAsia="Arial" w:cs="Arial"/>
+          <w:b w:val="0"/>
+          <w:i w:val="0"/>
+          <w:sz w:val="22"/>
+        </w:rPr>
+        <w:t>/2·sin 30°, 10) dengan ekspresi.</w:t>
       </w:r>
     </w:p>
     <w:p>
@@ -11891,7 +12137,26 @@
           <w:i w:val="0"/>
           <w:sz w:val="22"/>
         </w:rPr>
-        <w:t>Boolean Common Boss–Flens harus kosong (tidak menembus); Std Measure Distance antar boss = D_bc·sin 60°. Hitung massa baja (ρ = 7,85 g/cm³) dari Fusion.Shape.Volume/1000; Ctrl+S → Latihan7_NIM.FCStd.</w:t>
+        <w:t>Boolean Common Boss–Flens harus kosong (tidak menembus); Std Measure Distance antar boss = D</w:t>
+      </w:r>
+      <w:r>
+        <w:rPr>
+          <w:rFonts w:ascii="Arial" w:hAnsi="Arial" w:eastAsia="Arial" w:cs="Arial"/>
+          <w:b w:val="0"/>
+          <w:i w:val="0"/>
+          <w:sz w:val="22"/>
+          <w:vertAlign w:val="subscript"/>
+        </w:rPr>
+        <w:t>bc</w:t>
+      </w:r>
+      <w:r>
+        <w:rPr>
+          <w:rFonts w:ascii="Arial" w:hAnsi="Arial" w:eastAsia="Arial" w:cs="Arial"/>
+          <w:b w:val="0"/>
+          <w:i w:val="0"/>
+          <w:sz w:val="22"/>
+        </w:rPr>
+        <w:t>·sin 60°. Hitung massa baja (ρ = 7,85 g/cm³) dari Fusion.Shape.Volume/1000; Ctrl+S → Latihan7_NIM.FCStd.</w:t>
       </w:r>
     </w:p>
     <w:p>
@@ -12097,7 +12362,45 @@
                 <w:i w:val="0"/>
                 <w:sz w:val="18"/>
               </w:rPr>
-              <w:t>Perkecil d_b atau Occurrences; pastikan D_bc di antara d₀ dan D</w:t>
+              <w:t>Perkecil d</w:t>
+            </w:r>
+            <w:r>
+              <w:rPr>
+                <w:rFonts w:ascii="Arial" w:hAnsi="Arial" w:eastAsia="Arial" w:cs="Arial"/>
+                <w:b w:val="0"/>
+                <w:i w:val="0"/>
+                <w:sz w:val="18"/>
+                <w:vertAlign w:val="subscript"/>
+              </w:rPr>
+              <w:t>b</w:t>
+            </w:r>
+            <w:r>
+              <w:rPr>
+                <w:rFonts w:ascii="Arial" w:hAnsi="Arial" w:eastAsia="Arial" w:cs="Arial"/>
+                <w:b w:val="0"/>
+                <w:i w:val="0"/>
+                <w:sz w:val="18"/>
+              </w:rPr>
+              <w:t xml:space="preserve"> atau Occurrences; pastikan D</w:t>
+            </w:r>
+            <w:r>
+              <w:rPr>
+                <w:rFonts w:ascii="Arial" w:hAnsi="Arial" w:eastAsia="Arial" w:cs="Arial"/>
+                <w:b w:val="0"/>
+                <w:i w:val="0"/>
+                <w:sz w:val="18"/>
+                <w:vertAlign w:val="subscript"/>
+              </w:rPr>
+              <w:t>bc</w:t>
+            </w:r>
+            <w:r>
+              <w:rPr>
+                <w:rFonts w:ascii="Arial" w:hAnsi="Arial" w:eastAsia="Arial" w:cs="Arial"/>
+                <w:b w:val="0"/>
+                <w:i w:val="0"/>
+                <w:sz w:val="18"/>
+              </w:rPr>
+              <w:t xml:space="preserve"> di antara d₀ dan D</w:t>
             </w:r>
           </w:p>
         </w:tc>

--- a/Pemodelan-Computer-Aided-Design/Modul-Word/Modul-7-Proyek-Gabungan-2D-dan-3D-Blok-dan-Sub-Assembly.docx
+++ b/Pemodelan-Computer-Aided-Design/Modul-Word/Modul-7-Proyek-Gabungan-2D-dan-3D-Blok-dan-Sub-Assembly.docx
@@ -10440,7 +10440,7 @@
                 <w:i w:val="0"/>
                 <w:sz w:val="18"/>
               </w:rPr>
-              <w:t>Spreadsheet → alias sel (a, b, t, k)</w:t>
+              <w:t>Spreadsheet → alias sel (a, b, tebal, k)</w:t>
             </w:r>
           </w:p>
         </w:tc>
@@ -10673,7 +10673,7 @@
           <w:i w:val="0"/>
           <w:sz w:val="21"/>
         </w:rPr>
-        <w:t xml:space="preserve"> simpan a, b, t, d_B, h_B, k pada Spreadsheet beralias, ikat konstrain sketsa dan Placement ke alias itu, lalu ubah satu sel untuk menguji: boss tetap di seperempat panjang pelat, clone tetap di tiga perempat, dan volume Union berubah sesuai Persamaan (6). Tugas 5 boleh dikerjakan tanpa Spreadsheet, tetapi ekspresi mencegah boss keluar dari pelat saat dimensi diubah.</w:t>
+        <w:t xml:space="preserve"> simpan a, b, tebal, d_B, h_B, k pada Spreadsheet beralias (hindari alias t atau h: FreeCAD menolak nama yang sama dengan satuan), ikat konstrain sketsa dan Placement ke alias itu, lalu ubah satu sel untuk menguji: boss tetap di seperempat panjang pelat, clone tetap di tiga perempat, dan volume Union berubah sesuai Persamaan (6). Tugas 5 boleh dikerjakan tanpa Spreadsheet, tetapi ekspresi mencegah boss keluar dari pelat saat dimensi diubah.</w:t>
       </w:r>
     </w:p>
     <w:p>
@@ -11405,7 +11405,7 @@
           <w:i w:val="0"/>
           <w:sz w:val="17"/>
         </w:rPr>
-        <w:t>for i, (nama, nilai) in enumerate([("a", a), ("b", b), ("t", t), ("k", k)], 1):</w:t>
+        <w:t>for i, (nama, nilai) in enumerate([("a", a), ("b", b), ("tebal", t), ("k", k)], 1):</w:t>
       </w:r>
       <w:r>
         <w:br/>

--- a/Pemodelan-Computer-Aided-Design/Modul-Word/Modul-7-Proyek-Gabungan-2D-dan-3D-Blok-dan-Sub-Assembly.docx
+++ b/Pemodelan-Computer-Aided-Design/Modul-Word/Modul-7-Proyek-Gabungan-2D-dan-3D-Blok-dan-Sub-Assembly.docx
@@ -11901,7 +11901,25 @@
           <w:i w:val="0"/>
           <w:sz w:val="22"/>
         </w:rPr>
-        <w:t>Tulis daftar fitur: cakram, lubang pusat, pola lubang baut, boss ×3, rakitan. Part Design → Create body “Flens” → Sketch XY lingkaran ⌀90 berpusat di origin (konstrain Coincident + Diameter) → Pad 10 mm.</w:t>
+        <w:t xml:space="preserve">Tulis daftar fitur: cakram, lubang pusat, pola lubang baut, boss ×3, rakitan. File → New Document; Part Design → New Body, tekan F2 dan ganti nama “Flens”. Sketch → New Sketch → XY-plane: </w:t>
+      </w:r>
+      <w:r>
+        <w:rPr>
+          <w:rFonts w:ascii="Arial" w:hAnsi="Arial" w:eastAsia="Arial" w:cs="Arial"/>
+          <w:b/>
+          <w:i w:val="0"/>
+          <w:sz w:val="22"/>
+        </w:rPr>
+        <w:t>Circle From Center</w:t>
+      </w:r>
+      <w:r>
+        <w:rPr>
+          <w:rFonts w:ascii="Arial" w:hAnsi="Arial" w:eastAsia="Arial" w:cs="Arial"/>
+          <w:b w:val="0"/>
+          <w:i w:val="0"/>
+          <w:sz w:val="22"/>
+        </w:rPr>
+        <w:t xml:space="preserve"> dengan klik pertama tepat di titik asal (Coincident otomatis) → Diameter Dimension 90 → Fully constrained → Close. Pad 10 mm. Python console: round(App.ActiveDocument.getObjectsByLabel('Flens')[0].Shape.Volume, 2) → 63.617,25 mm³.</w:t>
       </w:r>
     </w:p>
     <w:p>
@@ -11934,7 +11952,25 @@
           <w:i w:val="0"/>
           <w:sz w:val="22"/>
         </w:rPr>
-        <w:t>Klik muka atas → Create sketch → lingkaran ⌀26 sepusat → Pocket Through all. Baca Body.Shape.Volume dan bandingkan dengan (π/4)(D² − d₀²)·h.</w:t>
+        <w:t xml:space="preserve">Tekan 0, klik muka atas cakram → Sketch → New Sketch: sketsa langsung menempel di muka itu. Lingkaran dari titik asal → Diameter 26 → Close → Pocket, Type </w:t>
+      </w:r>
+      <w:r>
+        <w:rPr>
+          <w:rFonts w:ascii="Arial" w:hAnsi="Arial" w:eastAsia="Arial" w:cs="Arial"/>
+          <w:b w:val="0"/>
+          <w:i/>
+          <w:sz w:val="22"/>
+        </w:rPr>
+        <w:t>Through all</w:t>
+      </w:r>
+      <w:r>
+        <w:rPr>
+          <w:rFonts w:ascii="Arial" w:hAnsi="Arial" w:eastAsia="Arial" w:cs="Arial"/>
+          <w:b w:val="0"/>
+          <w:i w:val="0"/>
+          <w:sz w:val="22"/>
+        </w:rPr>
+        <w:t>. Volume 58.307,96 mm³ = (π/4)(D² − d₀²)·h.</w:t>
       </w:r>
     </w:p>
     <w:p>
@@ -11967,7 +12003,61 @@
           <w:i w:val="0"/>
           <w:sz w:val="22"/>
         </w:rPr>
-        <w:t>Sketch di muka atas: satu lingkaran ⌀7 berpusat di (29, 0) (konstrain Distance dari origin + Point on horizontal axis) → Pocket Through all → PolarPattern: Axis Base Z, Angle 360°, Occurrences 6. Cocokkan volume dengan Persamaan (2) = 55.998,9 mm³.</w:t>
+        <w:t xml:space="preserve">Sketsa baru di muka atas: satu lingkaran → Diameter 7; pilih pusatnya dan sumbu X sketsa → </w:t>
+      </w:r>
+      <w:r>
+        <w:rPr>
+          <w:rFonts w:ascii="Arial" w:hAnsi="Arial" w:eastAsia="Arial" w:cs="Arial"/>
+          <w:b/>
+          <w:i w:val="0"/>
+          <w:sz w:val="22"/>
+        </w:rPr>
+        <w:t>Coincident Constraint</w:t>
+      </w:r>
+      <w:r>
+        <w:rPr>
+          <w:rFonts w:ascii="Arial" w:hAnsi="Arial" w:eastAsia="Arial" w:cs="Arial"/>
+          <w:b w:val="0"/>
+          <w:i w:val="0"/>
+          <w:sz w:val="22"/>
+        </w:rPr>
+        <w:t xml:space="preserve"> (di FreeCAD 1.1 perintah ini juga menaruh titik pada garis); pusat → Horizontal Dimension 29 → Fully constrained. Pocket Through all (57.923,11 mm³). Pilih Pocket001 → Part Design → Transformation Features → </w:t>
+      </w:r>
+      <w:r>
+        <w:rPr>
+          <w:rFonts w:ascii="Arial" w:hAnsi="Arial" w:eastAsia="Arial" w:cs="Arial"/>
+          <w:b/>
+          <w:i w:val="0"/>
+          <w:sz w:val="22"/>
+        </w:rPr>
+        <w:t>Polar Pattern</w:t>
+      </w:r>
+      <w:r>
+        <w:rPr>
+          <w:rFonts w:ascii="Arial" w:hAnsi="Arial" w:eastAsia="Arial" w:cs="Arial"/>
+          <w:b w:val="0"/>
+          <w:i w:val="0"/>
+          <w:sz w:val="22"/>
+        </w:rPr>
+        <w:t xml:space="preserve">: Axis </w:t>
+      </w:r>
+      <w:r>
+        <w:rPr>
+          <w:rFonts w:ascii="Arial" w:hAnsi="Arial" w:eastAsia="Arial" w:cs="Arial"/>
+          <w:b w:val="0"/>
+          <w:i/>
+          <w:sz w:val="22"/>
+        </w:rPr>
+        <w:t>Base Z-axis</w:t>
+      </w:r>
+      <w:r>
+        <w:rPr>
+          <w:rFonts w:ascii="Arial" w:hAnsi="Arial" w:eastAsia="Arial" w:cs="Arial"/>
+          <w:b w:val="0"/>
+          <w:i w:val="0"/>
+          <w:sz w:val="22"/>
+        </w:rPr>
+        <w:t>, Angle 360°, Occurrences 6 → OK. Volume 55.998,89 mm³ sama dengan Persamaan (2).</w:t>
       </w:r>
     </w:p>
     <w:p>
@@ -12000,7 +12090,7 @@
           <w:i w:val="0"/>
           <w:sz w:val="22"/>
         </w:rPr>
-        <w:t>Create body “Boss” → Sketch XY lingkaran ⌀14 di origin → Pad 10. Atur Placement Body Boss ke (0, 0, 10) lalu geser ke sudut 30° pada lingkaran baut: Base = (D</w:t>
+        <w:t>Part Design → New Body, ganti nama “Boss” → Sketch → New Sketch → XY-plane001 → lingkaran di titik asal → Diameter 14 → Pad 10. Pilih Boss → Data → Placement → Position: pada x ketik = (editor ekspresi terbuka) lalu 29 * cos(30), pada y =29 * sin(30), z 10. Boss duduk di atas flens pada sudut 30° lingkaran baut (D</w:t>
       </w:r>
       <w:r>
         <w:rPr>
@@ -12019,26 +12109,7 @@
           <w:i w:val="0"/>
           <w:sz w:val="22"/>
         </w:rPr>
-        <w:t>/2·cos 30°, D</w:t>
-      </w:r>
-      <w:r>
-        <w:rPr>
-          <w:rFonts w:ascii="Arial" w:hAnsi="Arial" w:eastAsia="Arial" w:cs="Arial"/>
-          <w:b w:val="0"/>
-          <w:i w:val="0"/>
-          <w:sz w:val="22"/>
-          <w:vertAlign w:val="subscript"/>
-        </w:rPr>
-        <w:t>bc</w:t>
-      </w:r>
-      <w:r>
-        <w:rPr>
-          <w:rFonts w:ascii="Arial" w:hAnsi="Arial" w:eastAsia="Arial" w:cs="Arial"/>
-          <w:b w:val="0"/>
-          <w:i w:val="0"/>
-          <w:sz w:val="22"/>
-        </w:rPr>
-        <w:t>/2·sin 30°, 10) dengan ekspresi.</w:t>
+        <w:t>/2 = 29).</w:t>
       </w:r>
     </w:p>
     <w:p>
@@ -12071,7 +12142,25 @@
           <w:i w:val="0"/>
           <w:sz w:val="22"/>
         </w:rPr>
-        <w:t>Pilih Body Boss → Std LinkMake dua kali; beri Placement pada sudut 150° dan 270° (ekspresi cos/sin) sehingga tiga boss berselang-seling dengan enam lubang baut. Ubah diameter sketsa boss → ketiga boss ikut berubah.</w:t>
+        <w:t xml:space="preserve">Pilih Boss → toolbar </w:t>
+      </w:r>
+      <w:r>
+        <w:rPr>
+          <w:rFonts w:ascii="Arial" w:hAnsi="Arial" w:eastAsia="Arial" w:cs="Arial"/>
+          <w:b/>
+          <w:i w:val="0"/>
+          <w:sz w:val="22"/>
+        </w:rPr>
+        <w:t>Link Actions → Make Link</w:t>
+      </w:r>
+      <w:r>
+        <w:rPr>
+          <w:rFonts w:ascii="Arial" w:hAnsi="Arial" w:eastAsia="Arial" w:cs="Arial"/>
+          <w:b w:val="0"/>
+          <w:i w:val="0"/>
+          <w:sz w:val="22"/>
+        </w:rPr>
+        <w:t>: muncul Boss001. Position Boss001: x =29 * cos(150), y =29 * sin(150), z 10. Ulangi untuk Boss002 dengan 270°. Uji satu sumber: klik ganda Sketch003 → klik ganda Constraint2 (14 mm) → 18 → Close: ketiga boss ikut membesar; kembalikan ke 14.</w:t>
       </w:r>
     </w:p>
     <w:p>
@@ -12104,7 +12193,43 @@
           <w:i w:val="0"/>
           <w:sz w:val="22"/>
         </w:rPr>
-        <w:t>Std Part “Braket” → seret Flens, Boss, dan dua Link ke dalamnya. Ubah Placement Part: Rotation Axis (1,0,0) Angle 90° sehingga flens berdiri tegak. Part → Boolean → Union (Flens + Boss + Link) → volume total = flens + 3 × boss.</w:t>
+        <w:t xml:space="preserve">Ciutkan Flens dan Boss di pohon. Toolbar </w:t>
+      </w:r>
+      <w:r>
+        <w:rPr>
+          <w:rFonts w:ascii="Arial" w:hAnsi="Arial" w:eastAsia="Arial" w:cs="Arial"/>
+          <w:b/>
+          <w:i w:val="0"/>
+          <w:sz w:val="22"/>
+        </w:rPr>
+        <w:t>Create part</w:t>
+      </w:r>
+      <w:r>
+        <w:rPr>
+          <w:rFonts w:ascii="Arial" w:hAnsi="Arial" w:eastAsia="Arial" w:cs="Arial"/>
+          <w:b w:val="0"/>
+          <w:i w:val="0"/>
+          <w:sz w:val="22"/>
+        </w:rPr>
+        <w:t xml:space="preserve"> → ganti nama “Braket”; pilih Flens, Boss, Boss001, Boss002 lalu seret ke Braket. Placement Braket: Axis x 1, z 0, Angle 90° → flens berdiri tegak. Workbench Part: pilih keempatnya → Part → Boolean → </w:t>
+      </w:r>
+      <w:r>
+        <w:rPr>
+          <w:rFonts w:ascii="Arial" w:hAnsi="Arial" w:eastAsia="Arial" w:cs="Arial"/>
+          <w:b/>
+          <w:i w:val="0"/>
+          <w:sz w:val="22"/>
+        </w:rPr>
+        <w:t>Union</w:t>
+      </w:r>
+      <w:r>
+        <w:rPr>
+          <w:rFonts w:ascii="Arial" w:hAnsi="Arial" w:eastAsia="Arial" w:cs="Arial"/>
+          <w:b w:val="0"/>
+          <w:i w:val="0"/>
+          <w:sz w:val="22"/>
+        </w:rPr>
+        <w:t>. round(App.ActiveDocument.Fusion.Shape.Volume, 2) → 60.617,03 mm³ = 55.998,89 + 3 × 1.539,38.</w:t>
       </w:r>
     </w:p>
     <w:p>
@@ -12137,7 +12262,25 @@
           <w:i w:val="0"/>
           <w:sz w:val="22"/>
         </w:rPr>
-        <w:t>Boolean Common Boss–Flens harus kosong (tidak menembus); Std Measure Distance antar boss = D</w:t>
+        <w:t xml:space="preserve">Pilih Flens dan Boss → Part → Boolean → </w:t>
+      </w:r>
+      <w:r>
+        <w:rPr>
+          <w:rFonts w:ascii="Arial" w:hAnsi="Arial" w:eastAsia="Arial" w:cs="Arial"/>
+          <w:b/>
+          <w:i w:val="0"/>
+          <w:sz w:val="22"/>
+        </w:rPr>
+        <w:t>Intersection</w:t>
+      </w:r>
+      <w:r>
+        <w:rPr>
+          <w:rFonts w:ascii="Arial" w:hAnsi="Arial" w:eastAsia="Arial" w:cs="Arial"/>
+          <w:b w:val="0"/>
+          <w:i w:val="0"/>
+          <w:sz w:val="22"/>
+        </w:rPr>
+        <w:t>: volume Common 0 (boss tidak menembus flens). Jarak pusat dua boss: round((App.ActiveDocument.Link.Placement.Base - App.ActiveDocument.Body001.Placement.Base).Length, 2) → 50,23 = D</w:t>
       </w:r>
       <w:r>
         <w:rPr>
@@ -12156,7 +12299,7 @@
           <w:i w:val="0"/>
           <w:sz w:val="22"/>
         </w:rPr>
-        <w:t>·sin 60°. Hitung massa baja (ρ = 7,85 g/cm³) dari Fusion.Shape.Volume/1000; Ctrl+S → Latihan7_NIM.FCStd.</w:t>
+        <w:t>·sin 60°. Massa baja round(App.ActiveDocument.Fusion.Shape.Volume * 7.85 / 1000, 2) → 475,84 g; Ctrl+S → Latihan7_NIM.FCStd.</w:t>
       </w:r>
     </w:p>
     <w:p>
